--- a/testakten/insolvenz-asset-deal-chaincortex-ai-berlin/11_post-closing-anzeigen.docx
+++ b/testakten/insolvenz-asset-deal-chaincortex-ai-berlin/11_post-closing-anzeigen.docx
@@ -3,25 +3,52 @@
 <w:document xmlns:wpc="http://schemas.microsoft.com/office/word/2010/wordprocessingCanvas" xmlns:mo="http://schemas.microsoft.com/office/mac/office/2008/main" xmlns:mc="http://schemas.openxmlformats.org/markup-compatibility/2006" xmlns:mv="urn:schemas-microsoft-com:mac:vml" xmlns:o="urn:schemas-microsoft-com:office:office" xmlns:r="http://schemas.openxmlformats.org/officeDocument/2006/relationships" xmlns:m="http://schemas.openxmlformats.org/officeDocument/2006/math" xmlns:v="urn:schemas-microsoft-com:vml" xmlns:wp14="http://schemas.microsoft.com/office/word/2010/wordprocessingDrawing" xmlns:wp="http://schemas.openxmlformats.org/drawingml/2006/wordprocessingDrawing" xmlns:w10="urn:schemas-microsoft-com:office:word" xmlns:w="http://schemas.openxmlformats.org/wordprocessingml/2006/main" xmlns:w14="http://schemas.microsoft.com/office/word/2010/wordml" xmlns:wpg="http://schemas.microsoft.com/office/word/2010/wordprocessingGroup" xmlns:wpi="http://schemas.microsoft.com/office/word/2010/wordprocessingInk" xmlns:wne="http://schemas.microsoft.com/office/word/2006/wordml" xmlns:wps="http://schemas.microsoft.com/office/word/2010/wordprocessingShape" mc:Ignorable="w14 wp14">
   <w:body>
     <w:p>
+      <w:r>
+        <w:rPr>
+          <w:b/>
+          <w:color w:val="1F3C54"/>
+          <w:sz w:val="25"/>
+        </w:rPr>
+        <w:t>Vorberg + Steinhausen Rechtsanwälte mbB</w:t>
+      </w:r>
+    </w:p>
+    <w:p>
+      <w:pPr>
+        <w:spacing w:after="160"/>
+      </w:pPr>
+      <w:r>
+        <w:t>Kurfürstendamm 213, 10719 Berlin · Insolvenzverwaltung</w:t>
+      </w:r>
+    </w:p>
+    <w:p>
+      <w:r>
+        <w:rPr>
+          <w:color w:val="555555"/>
+          <w:sz w:val="18"/>
+        </w:rPr>
+        <w:t>AG Charlottenburg 36 IN 1342/26 · Nachlaufkontrolle · Stand: 04. Juli 2026</w:t>
+      </w:r>
+    </w:p>
+    <w:p/>
+    <w:p>
       <w:pPr>
         <w:pStyle w:val="Heading1"/>
       </w:pPr>
       <w:r>
-        <w:rPr>
-          <w:rFonts w:ascii="Times New Roman" w:hAnsi="Times New Roman"/>
-        </w:rPr>
-        <w:t>11 — Post-Closing-Anzeigen und Folgepflichten</w:t>
+        <w:t>Post-Closing-Anzeigen und Folgepflichten</w:t>
       </w:r>
     </w:p>
     <w:p>
-      <w:pPr>
-        <w:ind w:left="567"/>
-      </w:pPr>
       <w:r>
         <w:rPr>
-          <w:i/>
+          <w:b/>
         </w:rPr>
-        <w:t>Auftrag: Übersicht der nach dem Übernahmestichtag noch zu erledigenden Anzeigen und Folgepflichten der Parteien. Stand: 04.07.2026. Verfasser: RA Mathis Reuter.</w:t>
+        <w:t>Betreff: Nachlaufpflichten nach Vollzug des Asset Deals ChainCortex AI GmbH / Voracis Ventures GmbH.</w:t>
+      </w:r>
+    </w:p>
+    <w:p>
+      <w:r>
+        <w:t>Dieses Aktenstück dokumentiert, welche Anzeigen und Folgehandlungen nach Closing noch zu erledigen sind und wer sie verantwortet.</w:t>
       </w:r>
     </w:p>
     <w:p>
@@ -29,478 +56,12 @@
         <w:pStyle w:val="Heading2"/>
       </w:pPr>
       <w:r>
-        <w:rPr>
-          <w:rFonts w:ascii="Times New Roman" w:hAnsi="Times New Roman"/>
-        </w:rPr>
-        <w:t>A. Handelsregister AG Charlottenburg</w:t>
+        <w:t>Register und Schutzrechte</w:t>
       </w:r>
     </w:p>
-    <w:tbl>
-      <w:tblPr>
-        <w:tblStyle w:val="TableGrid"/>
-        <w:tblW w:type="auto" w:w="0"/>
-        <w:tblLook w:firstColumn="1" w:firstRow="1" w:lastColumn="0" w:lastRow="0" w:noHBand="0" w:noVBand="1" w:val="04A0"/>
-      </w:tblPr>
-      <w:tblGrid>
-        <w:gridCol w:w="3024"/>
-        <w:gridCol w:w="3024"/>
-        <w:gridCol w:w="3024"/>
-      </w:tblGrid>
-      <w:tr>
-        <w:tc>
-          <w:tcPr>
-            <w:tcW w:type="dxa" w:w="3024"/>
-          </w:tcPr>
-          <w:p>
-            <w:r>
-              <w:rPr>
-                <w:rFonts w:ascii="Times New Roman" w:hAnsi="Times New Roman"/>
-                <w:b/>
-                <w:sz w:val="20"/>
-              </w:rPr>
-              <w:t>Anzeige</w:t>
-            </w:r>
-          </w:p>
-        </w:tc>
-        <w:tc>
-          <w:tcPr>
-            <w:tcW w:type="dxa" w:w="3024"/>
-          </w:tcPr>
-          <w:p>
-            <w:r>
-              <w:rPr>
-                <w:rFonts w:ascii="Times New Roman" w:hAnsi="Times New Roman"/>
-                <w:b/>
-                <w:sz w:val="20"/>
-              </w:rPr>
-              <w:t>Frist</w:t>
-            </w:r>
-          </w:p>
-        </w:tc>
-        <w:tc>
-          <w:tcPr>
-            <w:tcW w:type="dxa" w:w="3024"/>
-          </w:tcPr>
-          <w:p>
-            <w:r>
-              <w:rPr>
-                <w:rFonts w:ascii="Times New Roman" w:hAnsi="Times New Roman"/>
-                <w:b/>
-                <w:sz w:val="20"/>
-              </w:rPr>
-              <w:t>Status</w:t>
-            </w:r>
-          </w:p>
-        </w:tc>
-      </w:tr>
-      <w:tr>
-        <w:tc>
-          <w:tcPr>
-            <w:tcW w:type="dxa" w:w="3024"/>
-          </w:tcPr>
-          <w:p>
-            <w:r>
-              <w:rPr>
-                <w:rFonts w:ascii="Times New Roman" w:hAnsi="Times New Roman"/>
-                <w:sz w:val="20"/>
-              </w:rPr>
-              <w:t>§ 25 II HGB Haftungsausschluss-Anzeige</w:t>
-            </w:r>
-          </w:p>
-        </w:tc>
-        <w:tc>
-          <w:tcPr>
-            <w:tcW w:type="dxa" w:w="3024"/>
-          </w:tcPr>
-          <w:p>
-            <w:r>
-              <w:rPr>
-                <w:rFonts w:ascii="Times New Roman" w:hAnsi="Times New Roman"/>
-                <w:sz w:val="20"/>
-              </w:rPr>
-              <w:t>14 Tage nach Closing (intern; gesetzlich nicht zwingend, aber „unverzüglich")</w:t>
-            </w:r>
-          </w:p>
-        </w:tc>
-        <w:tc>
-          <w:tcPr>
-            <w:tcW w:type="dxa" w:w="3024"/>
-          </w:tcPr>
-          <w:p>
-            <w:r>
-              <w:rPr>
-                <w:rFonts w:ascii="Times New Roman" w:hAnsi="Times New Roman"/>
-                <w:sz w:val="20"/>
-              </w:rPr>
-              <w:t>beantragt 02.07.2026; Eintragung erwartet 10.-15.07.2026</w:t>
-            </w:r>
-          </w:p>
-        </w:tc>
-      </w:tr>
-      <w:tr>
-        <w:tc>
-          <w:tcPr>
-            <w:tcW w:type="dxa" w:w="3024"/>
-          </w:tcPr>
-          <w:p>
-            <w:r>
-              <w:rPr>
-                <w:rFonts w:ascii="Times New Roman" w:hAnsi="Times New Roman"/>
-                <w:sz w:val="20"/>
-              </w:rPr>
-              <w:t>§ 75 GmbHG Eintragung Auflösung Schuldnerin (war bereits durch Eröffnung erfolgt)</w:t>
-            </w:r>
-          </w:p>
-        </w:tc>
-        <w:tc>
-          <w:tcPr>
-            <w:tcW w:type="dxa" w:w="3024"/>
-          </w:tcPr>
-          <w:p>
-            <w:r>
-              <w:rPr>
-                <w:rFonts w:ascii="Times New Roman" w:hAnsi="Times New Roman"/>
-                <w:sz w:val="20"/>
-              </w:rPr>
-              <w:t>bereits 02.04.2026 erfolgt</w:t>
-            </w:r>
-          </w:p>
-        </w:tc>
-        <w:tc>
-          <w:tcPr>
-            <w:tcW w:type="dxa" w:w="3024"/>
-          </w:tcPr>
-          <w:p>
-            <w:r>
-              <w:rPr>
-                <w:rFonts w:ascii="Times New Roman" w:hAnsi="Times New Roman"/>
-                <w:sz w:val="20"/>
-              </w:rPr>
-              <w:t>abgeschlossen</w:t>
-            </w:r>
-          </w:p>
-        </w:tc>
-      </w:tr>
-      <w:tr>
-        <w:tc>
-          <w:tcPr>
-            <w:tcW w:type="dxa" w:w="3024"/>
-          </w:tcPr>
-          <w:p>
-            <w:r>
-              <w:rPr>
-                <w:rFonts w:ascii="Times New Roman" w:hAnsi="Times New Roman"/>
-                <w:sz w:val="20"/>
-              </w:rPr>
-              <w:t>HR-Auszug Voracis zur Dokumentation</w:t>
-            </w:r>
-          </w:p>
-        </w:tc>
-        <w:tc>
-          <w:tcPr>
-            <w:tcW w:type="dxa" w:w="3024"/>
-          </w:tcPr>
-          <w:p>
-            <w:r>
-              <w:rPr>
-                <w:rFonts w:ascii="Times New Roman" w:hAnsi="Times New Roman"/>
-                <w:sz w:val="20"/>
-              </w:rPr>
-              <w:t>n. a.</w:t>
-            </w:r>
-          </w:p>
-        </w:tc>
-        <w:tc>
-          <w:tcPr>
-            <w:tcW w:type="dxa" w:w="3024"/>
-          </w:tcPr>
-          <w:p>
-            <w:r>
-              <w:rPr>
-                <w:rFonts w:ascii="Times New Roman" w:hAnsi="Times New Roman"/>
-                <w:sz w:val="20"/>
-              </w:rPr>
-              <w:t>im Datenraum vorhanden</w:t>
-            </w:r>
-          </w:p>
-        </w:tc>
-      </w:tr>
-    </w:tbl>
     <w:p>
-      <w:pPr>
-        <w:pStyle w:val="Heading2"/>
-      </w:pPr>
       <w:r>
-        <w:rPr>
-          <w:rFonts w:ascii="Times New Roman" w:hAnsi="Times New Roman"/>
-        </w:rPr>
-        <w:t>B. DPMA Marken-Umschreibung</w:t>
-      </w:r>
-    </w:p>
-    <w:tbl>
-      <w:tblPr>
-        <w:tblStyle w:val="TableGrid"/>
-        <w:tblW w:type="auto" w:w="0"/>
-        <w:tblLook w:firstColumn="1" w:firstRow="1" w:lastColumn="0" w:lastRow="0" w:noHBand="0" w:noVBand="1" w:val="04A0"/>
-      </w:tblPr>
-      <w:tblGrid>
-        <w:gridCol w:w="2268"/>
-        <w:gridCol w:w="2268"/>
-        <w:gridCol w:w="2268"/>
-        <w:gridCol w:w="2268"/>
-      </w:tblGrid>
-      <w:tr>
-        <w:tc>
-          <w:tcPr>
-            <w:tcW w:type="dxa" w:w="2268"/>
-          </w:tcPr>
-          <w:p>
-            <w:r>
-              <w:rPr>
-                <w:rFonts w:ascii="Times New Roman" w:hAnsi="Times New Roman"/>
-                <w:b/>
-                <w:sz w:val="20"/>
-              </w:rPr>
-              <w:t>Marke</w:t>
-            </w:r>
-          </w:p>
-        </w:tc>
-        <w:tc>
-          <w:tcPr>
-            <w:tcW w:type="dxa" w:w="2268"/>
-          </w:tcPr>
-          <w:p>
-            <w:r>
-              <w:rPr>
-                <w:rFonts w:ascii="Times New Roman" w:hAnsi="Times New Roman"/>
-                <w:b/>
-                <w:sz w:val="20"/>
-              </w:rPr>
-              <w:t>Reg.-Nr.</w:t>
-            </w:r>
-          </w:p>
-        </w:tc>
-        <w:tc>
-          <w:tcPr>
-            <w:tcW w:type="dxa" w:w="2268"/>
-          </w:tcPr>
-          <w:p>
-            <w:r>
-              <w:rPr>
-                <w:rFonts w:ascii="Times New Roman" w:hAnsi="Times New Roman"/>
-                <w:b/>
-                <w:sz w:val="20"/>
-              </w:rPr>
-              <w:t>Antrag</w:t>
-            </w:r>
-          </w:p>
-        </w:tc>
-        <w:tc>
-          <w:tcPr>
-            <w:tcW w:type="dxa" w:w="2268"/>
-          </w:tcPr>
-          <w:p>
-            <w:r>
-              <w:rPr>
-                <w:rFonts w:ascii="Times New Roman" w:hAnsi="Times New Roman"/>
-                <w:b/>
-                <w:sz w:val="20"/>
-              </w:rPr>
-              <w:t>Status</w:t>
-            </w:r>
-          </w:p>
-        </w:tc>
-      </w:tr>
-      <w:tr>
-        <w:tc>
-          <w:tcPr>
-            <w:tcW w:type="dxa" w:w="2268"/>
-          </w:tcPr>
-          <w:p>
-            <w:r>
-              <w:rPr>
-                <w:rFonts w:ascii="Times New Roman" w:hAnsi="Times New Roman"/>
-                <w:sz w:val="20"/>
-              </w:rPr>
-              <w:t>ChainCortex (Wort)</w:t>
-            </w:r>
-          </w:p>
-        </w:tc>
-        <w:tc>
-          <w:tcPr>
-            <w:tcW w:type="dxa" w:w="2268"/>
-          </w:tcPr>
-          <w:p>
-            <w:r>
-              <w:rPr>
-                <w:rFonts w:ascii="Times New Roman" w:hAnsi="Times New Roman"/>
-                <w:sz w:val="20"/>
-              </w:rPr>
-              <w:t>30 2023 045 678</w:t>
-            </w:r>
-          </w:p>
-        </w:tc>
-        <w:tc>
-          <w:tcPr>
-            <w:tcW w:type="dxa" w:w="2268"/>
-          </w:tcPr>
-          <w:p>
-            <w:r>
-              <w:rPr>
-                <w:rFonts w:ascii="Times New Roman" w:hAnsi="Times New Roman"/>
-                <w:sz w:val="20"/>
-              </w:rPr>
-              <w:t>02.07.2026</w:t>
-            </w:r>
-          </w:p>
-        </w:tc>
-        <w:tc>
-          <w:tcPr>
-            <w:tcW w:type="dxa" w:w="2268"/>
-          </w:tcPr>
-          <w:p>
-            <w:r>
-              <w:rPr>
-                <w:rFonts w:ascii="Times New Roman" w:hAnsi="Times New Roman"/>
-                <w:sz w:val="20"/>
-              </w:rPr>
-              <w:t>in Bearbeitung, Bestätigung 03.07.2026</w:t>
-            </w:r>
-          </w:p>
-        </w:tc>
-      </w:tr>
-      <w:tr>
-        <w:tc>
-          <w:tcPr>
-            <w:tcW w:type="dxa" w:w="2268"/>
-          </w:tcPr>
-          <w:p>
-            <w:r>
-              <w:rPr>
-                <w:rFonts w:ascii="Times New Roman" w:hAnsi="Times New Roman"/>
-                <w:sz w:val="20"/>
-              </w:rPr>
-              <w:t>ChainCortex Logo (Bild)</w:t>
-            </w:r>
-          </w:p>
-        </w:tc>
-        <w:tc>
-          <w:tcPr>
-            <w:tcW w:type="dxa" w:w="2268"/>
-          </w:tcPr>
-          <w:p>
-            <w:r>
-              <w:rPr>
-                <w:rFonts w:ascii="Times New Roman" w:hAnsi="Times New Roman"/>
-                <w:sz w:val="20"/>
-              </w:rPr>
-              <w:t>30 2023 045 679</w:t>
-            </w:r>
-          </w:p>
-        </w:tc>
-        <w:tc>
-          <w:tcPr>
-            <w:tcW w:type="dxa" w:w="2268"/>
-          </w:tcPr>
-          <w:p>
-            <w:r>
-              <w:rPr>
-                <w:rFonts w:ascii="Times New Roman" w:hAnsi="Times New Roman"/>
-                <w:sz w:val="20"/>
-              </w:rPr>
-              <w:t>02.07.2026</w:t>
-            </w:r>
-          </w:p>
-        </w:tc>
-        <w:tc>
-          <w:tcPr>
-            <w:tcW w:type="dxa" w:w="2268"/>
-          </w:tcPr>
-          <w:p>
-            <w:r>
-              <w:rPr>
-                <w:rFonts w:ascii="Times New Roman" w:hAnsi="Times New Roman"/>
-                <w:sz w:val="20"/>
-              </w:rPr>
-              <w:t>in Bearbeitung</w:t>
-            </w:r>
-          </w:p>
-        </w:tc>
-      </w:tr>
-      <w:tr>
-        <w:tc>
-          <w:tcPr>
-            <w:tcW w:type="dxa" w:w="2268"/>
-          </w:tcPr>
-          <w:p>
-            <w:r>
-              <w:rPr>
-                <w:rFonts w:ascii="Times New Roman" w:hAnsi="Times New Roman"/>
-                <w:sz w:val="20"/>
-              </w:rPr>
-              <w:t>BlockSight (Wort)</w:t>
-            </w:r>
-          </w:p>
-        </w:tc>
-        <w:tc>
-          <w:tcPr>
-            <w:tcW w:type="dxa" w:w="2268"/>
-          </w:tcPr>
-          <w:p>
-            <w:r>
-              <w:rPr>
-                <w:rFonts w:ascii="Times New Roman" w:hAnsi="Times New Roman"/>
-                <w:sz w:val="20"/>
-              </w:rPr>
-              <w:t>30 2024 098 765</w:t>
-            </w:r>
-          </w:p>
-        </w:tc>
-        <w:tc>
-          <w:tcPr>
-            <w:tcW w:type="dxa" w:w="2268"/>
-          </w:tcPr>
-          <w:p>
-            <w:r>
-              <w:rPr>
-                <w:rFonts w:ascii="Times New Roman" w:hAnsi="Times New Roman"/>
-                <w:sz w:val="20"/>
-              </w:rPr>
-              <w:t>02.07.2026</w:t>
-            </w:r>
-          </w:p>
-        </w:tc>
-        <w:tc>
-          <w:tcPr>
-            <w:tcW w:type="dxa" w:w="2268"/>
-          </w:tcPr>
-          <w:p>
-            <w:r>
-              <w:rPr>
-                <w:rFonts w:ascii="Times New Roman" w:hAnsi="Times New Roman"/>
-                <w:sz w:val="20"/>
-              </w:rPr>
-              <w:t>in Bearbeitung</w:t>
-            </w:r>
-          </w:p>
-        </w:tc>
-      </w:tr>
-    </w:tbl>
-    <w:p>
-      <w:pPr>
-        <w:jc w:val="left"/>
-      </w:pPr>
-      <w:r>
-        <w:t xml:space="preserve">Anträge nach </w:t>
-      </w:r>
-      <w:r>
-        <w:rPr>
-          <w:b/>
-        </w:rPr>
-        <w:t>§ 28 MarkenG</w:t>
-      </w:r>
-      <w:r>
-        <w:t xml:space="preserve"> i. V. m. § 31 DPMAV; Kosten je 200 EUR pro Marke (Käufer trägt nach APA § 9).</w:t>
+        <w:t>Die Erwerberseite bereitet die Markenumschreibung beim Deutschen Patent- und Markenamt vor. Die Insolvenzverwaltung liefert Vollmacht, Kaufvertragsauszug und Nachweis der Verfügungsbefugnis. Die Handelsregisterakte der Schuldnerin wird nicht durch den Asset Deal geändert.</w:t>
       </w:r>
     </w:p>
     <w:p>
@@ -508,58 +69,12 @@
         <w:pStyle w:val="Heading2"/>
       </w:pPr>
       <w:r>
-        <w:rPr>
-          <w:rFonts w:ascii="Times New Roman" w:hAnsi="Times New Roman"/>
-        </w:rPr>
-        <w:t>C. DSGVO-Folgepflichten</w:t>
+        <w:t>Datenschutz und Kundenkommunikation</w:t>
       </w:r>
     </w:p>
     <w:p>
-      <w:pPr>
-        <w:pStyle w:val="ListNumber"/>
-      </w:pPr>
       <w:r>
-        <w:rPr>
-          <w:b/>
-        </w:rPr>
-        <w:t>30-Tages-Widerspruchsfrist Privatkundendaten</w:t>
-      </w:r>
-      <w:r>
-        <w:t xml:space="preserve"> läuft bis 17.07.2026. Stand 04.07.2026: keine Widersprüche eingegangen. Bei Widerspruchseingang reagiert Voracis-DSB Manderscheid binnen 7 Werktagen mit Datenlöschung; Verwalter wird gespiegelt informiert.</w:t>
-      </w:r>
-    </w:p>
-    <w:p>
-      <w:pPr>
-        <w:pStyle w:val="ListNumber"/>
-      </w:pPr>
-      <w:r>
-        <w:rPr>
-          <w:b/>
-        </w:rPr>
-        <w:t>Verzeichnis von Verarbeitungstätigkeiten</w:t>
-      </w:r>
-      <w:r>
-        <w:t xml:space="preserve"> Voracis (Art. 30 DSGVO) wurde am 30.06.2026 aktualisiert (Eintrag „CRM Privatkunden ChainCortex i. Ins. Übernahme 01.07.2026"). Beleg: Eintrag in </w:t>
-      </w:r>
-      <w:r>
-        <w:t>voracis-vovz.docx</w:t>
-      </w:r>
-      <w:r>
-        <w:t xml:space="preserve"> (im Datenraum).</w:t>
-      </w:r>
-    </w:p>
-    <w:p>
-      <w:pPr>
-        <w:pStyle w:val="ListNumber"/>
-      </w:pPr>
-      <w:r>
-        <w:rPr>
-          <w:b/>
-        </w:rPr>
-        <w:t>DPIA</w:t>
-      </w:r>
-      <w:r>
-        <w:t xml:space="preserve"> (Datenschutzfolgeabschätzung Art. 35 DSGVO) für die übergangsbezogene Verarbeitung wurde am 10.06.2026 fertiggestellt und im Voracis-DSB-Archiv eingestellt.</w:t>
+        <w:t>Aktive Kunden erhalten ein abgestimmtes Informationsschreiben zur Vertrags- und Datenüberleitung. Privatkunden-Testaccounts werden nicht übertragen, sondern nach Löschprotokoll bereinigt. Für Supportanfragen bleibt bis 31. Juli 2026 ein gemeinsames Postfach geöffnet.</w:t>
       </w:r>
     </w:p>
     <w:p>
@@ -567,1069 +82,55 @@
         <w:pStyle w:val="Heading2"/>
       </w:pPr>
       <w:r>
-        <w:rPr>
-          <w:rFonts w:ascii="Times New Roman" w:hAnsi="Times New Roman"/>
-        </w:rPr>
-        <w:t>D. Arbeits- und sozialversicherungsrechtlich</w:t>
+        <w:t>Arbeitnehmer und Betriebsmittel</w:t>
       </w:r>
     </w:p>
-    <w:tbl>
-      <w:tblPr>
-        <w:tblStyle w:val="TableGrid"/>
-        <w:tblW w:type="auto" w:w="0"/>
-        <w:tblLook w:firstColumn="1" w:firstRow="1" w:lastColumn="0" w:lastRow="0" w:noHBand="0" w:noVBand="1" w:val="04A0"/>
-      </w:tblPr>
-      <w:tblGrid>
-        <w:gridCol w:w="3024"/>
-        <w:gridCol w:w="3024"/>
-        <w:gridCol w:w="3024"/>
-      </w:tblGrid>
-      <w:tr>
-        <w:tc>
-          <w:tcPr>
-            <w:tcW w:type="dxa" w:w="3024"/>
-          </w:tcPr>
-          <w:p>
-            <w:r>
-              <w:rPr>
-                <w:rFonts w:ascii="Times New Roman" w:hAnsi="Times New Roman"/>
-                <w:b/>
-                <w:sz w:val="20"/>
-              </w:rPr>
-              <w:t>Anzeige</w:t>
-            </w:r>
-          </w:p>
-        </w:tc>
-        <w:tc>
-          <w:tcPr>
-            <w:tcW w:type="dxa" w:w="3024"/>
-          </w:tcPr>
-          <w:p>
-            <w:r>
-              <w:rPr>
-                <w:rFonts w:ascii="Times New Roman" w:hAnsi="Times New Roman"/>
-                <w:b/>
-                <w:sz w:val="20"/>
-              </w:rPr>
-              <w:t>Frist</w:t>
-            </w:r>
-          </w:p>
-        </w:tc>
-        <w:tc>
-          <w:tcPr>
-            <w:tcW w:type="dxa" w:w="3024"/>
-          </w:tcPr>
-          <w:p>
-            <w:r>
-              <w:rPr>
-                <w:rFonts w:ascii="Times New Roman" w:hAnsi="Times New Roman"/>
-                <w:b/>
-                <w:sz w:val="20"/>
-              </w:rPr>
-              <w:t>Status</w:t>
-            </w:r>
-          </w:p>
-        </w:tc>
-      </w:tr>
-      <w:tr>
-        <w:tc>
-          <w:tcPr>
-            <w:tcW w:type="dxa" w:w="3024"/>
-          </w:tcPr>
-          <w:p>
-            <w:r>
-              <w:rPr>
-                <w:rFonts w:ascii="Times New Roman" w:hAnsi="Times New Roman"/>
-                <w:sz w:val="20"/>
-              </w:rPr>
-              <w:t>Krankenkassen-Meldung „Wechsel Arbeitgeber" für 10 AN</w:t>
-            </w:r>
-          </w:p>
-        </w:tc>
-        <w:tc>
-          <w:tcPr>
-            <w:tcW w:type="dxa" w:w="3024"/>
-          </w:tcPr>
-          <w:p>
-            <w:r>
-              <w:rPr>
-                <w:rFonts w:ascii="Times New Roman" w:hAnsi="Times New Roman"/>
-                <w:sz w:val="20"/>
-              </w:rPr>
-              <w:t>unverzüglich</w:t>
-            </w:r>
-          </w:p>
-        </w:tc>
-        <w:tc>
-          <w:tcPr>
-            <w:tcW w:type="dxa" w:w="3024"/>
-          </w:tcPr>
-          <w:p>
-            <w:r>
-              <w:rPr>
-                <w:rFonts w:ascii="Times New Roman" w:hAnsi="Times New Roman"/>
-                <w:sz w:val="20"/>
-              </w:rPr>
-              <w:t>erledigt 01.07.2026 (DSRV)</w:t>
-            </w:r>
-          </w:p>
-        </w:tc>
-      </w:tr>
-      <w:tr>
-        <w:tc>
-          <w:tcPr>
-            <w:tcW w:type="dxa" w:w="3024"/>
-          </w:tcPr>
-          <w:p>
-            <w:r>
-              <w:rPr>
-                <w:rFonts w:ascii="Times New Roman" w:hAnsi="Times New Roman"/>
-                <w:sz w:val="20"/>
-              </w:rPr>
-              <w:t>Berufsgenossenschaft Anmeldung Voracis</w:t>
-            </w:r>
-          </w:p>
-        </w:tc>
-        <w:tc>
-          <w:tcPr>
-            <w:tcW w:type="dxa" w:w="3024"/>
-          </w:tcPr>
-          <w:p>
-            <w:r>
-              <w:rPr>
-                <w:rFonts w:ascii="Times New Roman" w:hAnsi="Times New Roman"/>
-                <w:sz w:val="20"/>
-              </w:rPr>
-              <w:t>1 Woche</w:t>
-            </w:r>
-          </w:p>
-        </w:tc>
-        <w:tc>
-          <w:tcPr>
-            <w:tcW w:type="dxa" w:w="3024"/>
-          </w:tcPr>
-          <w:p>
-            <w:r>
-              <w:rPr>
-                <w:rFonts w:ascii="Times New Roman" w:hAnsi="Times New Roman"/>
-                <w:sz w:val="20"/>
-              </w:rPr>
-              <w:t>erledigt 03.07.2026 (VBG für Bürobetrieb)</w:t>
-            </w:r>
-          </w:p>
-        </w:tc>
-      </w:tr>
-      <w:tr>
-        <w:tc>
-          <w:tcPr>
-            <w:tcW w:type="dxa" w:w="3024"/>
-          </w:tcPr>
-          <w:p>
-            <w:r>
-              <w:rPr>
-                <w:rFonts w:ascii="Times New Roman" w:hAnsi="Times New Roman"/>
-                <w:sz w:val="20"/>
-              </w:rPr>
-              <w:t>ELStAM-Anmeldung der 10 AN</w:t>
-            </w:r>
-          </w:p>
-        </w:tc>
-        <w:tc>
-          <w:tcPr>
-            <w:tcW w:type="dxa" w:w="3024"/>
-          </w:tcPr>
-          <w:p>
-            <w:r>
-              <w:rPr>
-                <w:rFonts w:ascii="Times New Roman" w:hAnsi="Times New Roman"/>
-                <w:sz w:val="20"/>
-              </w:rPr>
-              <w:t>bei nächster Lohnabrechnung</w:t>
-            </w:r>
-          </w:p>
-        </w:tc>
-        <w:tc>
-          <w:tcPr>
-            <w:tcW w:type="dxa" w:w="3024"/>
-          </w:tcPr>
-          <w:p>
-            <w:r>
-              <w:rPr>
-                <w:rFonts w:ascii="Times New Roman" w:hAnsi="Times New Roman"/>
-                <w:sz w:val="20"/>
-              </w:rPr>
-              <w:t>wird mit Voracis-Lohnabrechnung 25.07.2026 ausgeführt</w:t>
-            </w:r>
-          </w:p>
-        </w:tc>
-      </w:tr>
-      <w:tr>
-        <w:tc>
-          <w:tcPr>
-            <w:tcW w:type="dxa" w:w="3024"/>
-          </w:tcPr>
-          <w:p>
-            <w:r>
-              <w:rPr>
-                <w:rFonts w:ascii="Times New Roman" w:hAnsi="Times New Roman"/>
-                <w:sz w:val="20"/>
-              </w:rPr>
-              <w:t>Kündigung Frau Heelen (Widerspruch § 613a VI BGB)</w:t>
-            </w:r>
-          </w:p>
-        </w:tc>
-        <w:tc>
-          <w:tcPr>
-            <w:tcW w:type="dxa" w:w="3024"/>
-          </w:tcPr>
-          <w:p>
-            <w:r>
-              <w:rPr>
-                <w:rFonts w:ascii="Times New Roman" w:hAnsi="Times New Roman"/>
-                <w:sz w:val="20"/>
-              </w:rPr>
-              <w:t>§ 113 InsO — 3 Monate zum Monatsende → Kündigung zum 31.10.2026; Zustellung Anfang Juli</w:t>
-            </w:r>
-          </w:p>
-        </w:tc>
-        <w:tc>
-          <w:tcPr>
-            <w:tcW w:type="dxa" w:w="3024"/>
-          </w:tcPr>
-          <w:p>
-            <w:r>
-              <w:rPr>
-                <w:rFonts w:ascii="Times New Roman" w:hAnsi="Times New Roman"/>
-                <w:sz w:val="20"/>
-              </w:rPr>
-              <w:t>wird vorbereitet</w:t>
-            </w:r>
-          </w:p>
-        </w:tc>
-      </w:tr>
-      <w:tr>
-        <w:tc>
-          <w:tcPr>
-            <w:tcW w:type="dxa" w:w="3024"/>
-          </w:tcPr>
-          <w:p>
-            <w:r>
-              <w:rPr>
-                <w:rFonts w:ascii="Times New Roman" w:hAnsi="Times New Roman"/>
-                <w:sz w:val="20"/>
-              </w:rPr>
-              <w:t>Kündigung der 2 nicht-Übernahme-AN</w:t>
-            </w:r>
-          </w:p>
-        </w:tc>
-        <w:tc>
-          <w:tcPr>
-            <w:tcW w:type="dxa" w:w="3024"/>
-          </w:tcPr>
-          <w:p>
-            <w:r>
-              <w:rPr>
-                <w:rFonts w:ascii="Times New Roman" w:hAnsi="Times New Roman"/>
-                <w:sz w:val="20"/>
-              </w:rPr>
-              <w:t>bereits erledigt vor Closing, wirkt zum 31.07.2026</w:t>
-            </w:r>
-          </w:p>
-        </w:tc>
-        <w:tc>
-          <w:tcPr>
-            <w:tcW w:type="dxa" w:w="3024"/>
-          </w:tcPr>
-          <w:p>
-            <w:r>
-              <w:rPr>
-                <w:rFonts w:ascii="Times New Roman" w:hAnsi="Times New Roman"/>
-                <w:sz w:val="20"/>
-              </w:rPr>
-              <w:t>erledigt</w:t>
-            </w:r>
-          </w:p>
-        </w:tc>
-      </w:tr>
-      <w:tr>
-        <w:tc>
-          <w:tcPr>
-            <w:tcW w:type="dxa" w:w="3024"/>
-          </w:tcPr>
-          <w:p>
-            <w:r>
-              <w:rPr>
-                <w:rFonts w:ascii="Times New Roman" w:hAnsi="Times New Roman"/>
-                <w:sz w:val="20"/>
-              </w:rPr>
-              <w:t>Aufhebungsvereinbarungen mit den 2 nicht-Übernahme-AN</w:t>
-            </w:r>
-          </w:p>
-        </w:tc>
-        <w:tc>
-          <w:tcPr>
-            <w:tcW w:type="dxa" w:w="3024"/>
-          </w:tcPr>
-          <w:p>
-            <w:r>
-              <w:rPr>
-                <w:rFonts w:ascii="Times New Roman" w:hAnsi="Times New Roman"/>
-                <w:sz w:val="20"/>
-              </w:rPr>
-              <w:t>bis 15.07.2026 unterzeichnen</w:t>
-            </w:r>
-          </w:p>
-        </w:tc>
-        <w:tc>
-          <w:tcPr>
-            <w:tcW w:type="dxa" w:w="3024"/>
-          </w:tcPr>
-          <w:p>
-            <w:r>
-              <w:rPr>
-                <w:rFonts w:ascii="Times New Roman" w:hAnsi="Times New Roman"/>
-                <w:sz w:val="20"/>
-              </w:rPr>
-              <w:t>bei einem AN unterzeichnet (Office-Manager-Stelle), bei zweitem AN in Verhandlung</w:t>
-            </w:r>
-          </w:p>
-        </w:tc>
-      </w:tr>
-    </w:tbl>
+    <w:p>
+      <w:r>
+        <w:t>Die zehn übergehenden Arbeitsverhältnisse werden mit Eintrittsdatum 01. Juli 2026 an Voracis gemeldet. Zwei nicht übernommene Arbeitnehmer bleiben in der Insolvenzmasse; hierzu sind Insolvenzgeld, Kündigungsfristen und etwaige Freistellung gesondert zu bearbeiten.</w:t>
+      </w:r>
+    </w:p>
     <w:p>
       <w:pPr>
         <w:pStyle w:val="Heading2"/>
       </w:pPr>
       <w:r>
-        <w:rPr>
-          <w:rFonts w:ascii="Times New Roman" w:hAnsi="Times New Roman"/>
-        </w:rPr>
-        <w:t>E. Finanz- und Steuerrechtlich</w:t>
-      </w:r>
-    </w:p>
-    <w:tbl>
-      <w:tblPr>
-        <w:tblStyle w:val="TableGrid"/>
-        <w:tblW w:type="auto" w:w="0"/>
-        <w:tblLook w:firstColumn="1" w:firstRow="1" w:lastColumn="0" w:lastRow="0" w:noHBand="0" w:noVBand="1" w:val="04A0"/>
-      </w:tblPr>
-      <w:tblGrid>
-        <w:gridCol w:w="3024"/>
-        <w:gridCol w:w="3024"/>
-        <w:gridCol w:w="3024"/>
-      </w:tblGrid>
-      <w:tr>
-        <w:tc>
-          <w:tcPr>
-            <w:tcW w:type="dxa" w:w="3024"/>
-          </w:tcPr>
-          <w:p>
-            <w:r>
-              <w:rPr>
-                <w:rFonts w:ascii="Times New Roman" w:hAnsi="Times New Roman"/>
-                <w:b/>
-                <w:sz w:val="20"/>
-              </w:rPr>
-              <w:t>Anzeige</w:t>
-            </w:r>
-          </w:p>
-        </w:tc>
-        <w:tc>
-          <w:tcPr>
-            <w:tcW w:type="dxa" w:w="3024"/>
-          </w:tcPr>
-          <w:p>
-            <w:r>
-              <w:rPr>
-                <w:rFonts w:ascii="Times New Roman" w:hAnsi="Times New Roman"/>
-                <w:b/>
-                <w:sz w:val="20"/>
-              </w:rPr>
-              <w:t>Frist</w:t>
-            </w:r>
-          </w:p>
-        </w:tc>
-        <w:tc>
-          <w:tcPr>
-            <w:tcW w:type="dxa" w:w="3024"/>
-          </w:tcPr>
-          <w:p>
-            <w:r>
-              <w:rPr>
-                <w:rFonts w:ascii="Times New Roman" w:hAnsi="Times New Roman"/>
-                <w:b/>
-                <w:sz w:val="20"/>
-              </w:rPr>
-              <w:t>Status</w:t>
-            </w:r>
-          </w:p>
-        </w:tc>
-      </w:tr>
-      <w:tr>
-        <w:tc>
-          <w:tcPr>
-            <w:tcW w:type="dxa" w:w="3024"/>
-          </w:tcPr>
-          <w:p>
-            <w:r>
-              <w:rPr>
-                <w:rFonts w:ascii="Times New Roman" w:hAnsi="Times New Roman"/>
-                <w:sz w:val="20"/>
-              </w:rPr>
-              <w:t>Mitteilung an Finanzamt Berlin-Mitte über Geschäftsveräußerung im Ganzen (§ 1 Ia UStG)</w:t>
-            </w:r>
-          </w:p>
-        </w:tc>
-        <w:tc>
-          <w:tcPr>
-            <w:tcW w:type="dxa" w:w="3024"/>
-          </w:tcPr>
-          <w:p>
-            <w:r>
-              <w:rPr>
-                <w:rFonts w:ascii="Times New Roman" w:hAnsi="Times New Roman"/>
-                <w:sz w:val="20"/>
-              </w:rPr>
-              <w:t>mit nächster USt-Voranmeldung (Juli 2026, fällig 10.08.2026)</w:t>
-            </w:r>
-          </w:p>
-        </w:tc>
-        <w:tc>
-          <w:tcPr>
-            <w:tcW w:type="dxa" w:w="3024"/>
-          </w:tcPr>
-          <w:p>
-            <w:r>
-              <w:rPr>
-                <w:rFonts w:ascii="Times New Roman" w:hAnsi="Times New Roman"/>
-                <w:sz w:val="20"/>
-              </w:rPr>
-              <w:t>wird durch WP Quintbeck miterledigt</w:t>
-            </w:r>
-          </w:p>
-        </w:tc>
-      </w:tr>
-      <w:tr>
-        <w:tc>
-          <w:tcPr>
-            <w:tcW w:type="dxa" w:w="3024"/>
-          </w:tcPr>
-          <w:p>
-            <w:r>
-              <w:rPr>
-                <w:rFonts w:ascii="Times New Roman" w:hAnsi="Times New Roman"/>
-                <w:sz w:val="20"/>
-              </w:rPr>
-              <w:t>§ 75 AO Haftung Erwerber</w:t>
-            </w:r>
-          </w:p>
-        </w:tc>
-        <w:tc>
-          <w:tcPr>
-            <w:tcW w:type="dxa" w:w="3024"/>
-          </w:tcPr>
-          <w:p>
-            <w:r>
-              <w:rPr>
-                <w:rFonts w:ascii="Times New Roman" w:hAnsi="Times New Roman"/>
-                <w:sz w:val="20"/>
-              </w:rPr>
-              <w:t>nicht einschlägig (kein Übergang einer steuerverhafteten Betriebsstelle)</w:t>
-            </w:r>
-          </w:p>
-        </w:tc>
-        <w:tc>
-          <w:tcPr>
-            <w:tcW w:type="dxa" w:w="3024"/>
-          </w:tcPr>
-          <w:p>
-            <w:r>
-              <w:rPr>
-                <w:rFonts w:ascii="Times New Roman" w:hAnsi="Times New Roman"/>
-                <w:sz w:val="20"/>
-              </w:rPr>
-              <w:t>n. a.</w:t>
-            </w:r>
-          </w:p>
-        </w:tc>
-      </w:tr>
-      <w:tr>
-        <w:tc>
-          <w:tcPr>
-            <w:tcW w:type="dxa" w:w="3024"/>
-          </w:tcPr>
-          <w:p>
-            <w:r>
-              <w:rPr>
-                <w:rFonts w:ascii="Times New Roman" w:hAnsi="Times New Roman"/>
-                <w:sz w:val="20"/>
-              </w:rPr>
-              <w:t>Aufnahme USt-IdNr. Voracis als neuer Verarbeiter / EORI ggf.</w:t>
-            </w:r>
-          </w:p>
-        </w:tc>
-        <w:tc>
-          <w:tcPr>
-            <w:tcW w:type="dxa" w:w="3024"/>
-          </w:tcPr>
-          <w:p>
-            <w:r>
-              <w:rPr>
-                <w:rFonts w:ascii="Times New Roman" w:hAnsi="Times New Roman"/>
-                <w:sz w:val="20"/>
-              </w:rPr>
-              <w:t>n. a.</w:t>
-            </w:r>
-          </w:p>
-        </w:tc>
-        <w:tc>
-          <w:tcPr>
-            <w:tcW w:type="dxa" w:w="3024"/>
-          </w:tcPr>
-          <w:p>
-            <w:r>
-              <w:rPr>
-                <w:rFonts w:ascii="Times New Roman" w:hAnsi="Times New Roman"/>
-                <w:sz w:val="20"/>
-              </w:rPr>
-              <w:t>n. a.</w:t>
-            </w:r>
-          </w:p>
-        </w:tc>
-      </w:tr>
-      <w:tr>
-        <w:tc>
-          <w:tcPr>
-            <w:tcW w:type="dxa" w:w="3024"/>
-          </w:tcPr>
-          <w:p>
-            <w:r>
-              <w:rPr>
-                <w:rFonts w:ascii="Times New Roman" w:hAnsi="Times New Roman"/>
-                <w:sz w:val="20"/>
-              </w:rPr>
-              <w:t>Beendigungs-Bilanz Schuldnerin (zum 30.06.2026)</w:t>
-            </w:r>
-          </w:p>
-        </w:tc>
-        <w:tc>
-          <w:tcPr>
-            <w:tcW w:type="dxa" w:w="3024"/>
-          </w:tcPr>
-          <w:p>
-            <w:r>
-              <w:rPr>
-                <w:rFonts w:ascii="Times New Roman" w:hAnsi="Times New Roman"/>
-                <w:sz w:val="20"/>
-              </w:rPr>
-              <w:t>Verwalter erstellt mit WP Quintbeck — bis 31.10.2026</w:t>
-            </w:r>
-          </w:p>
-        </w:tc>
-        <w:tc>
-          <w:tcPr>
-            <w:tcW w:type="dxa" w:w="3024"/>
-          </w:tcPr>
-          <w:p>
-            <w:r>
-              <w:rPr>
-                <w:rFonts w:ascii="Times New Roman" w:hAnsi="Times New Roman"/>
-                <w:sz w:val="20"/>
-              </w:rPr>
-              <w:t>in Vorbereitung</w:t>
-            </w:r>
-          </w:p>
-        </w:tc>
-      </w:tr>
-      <w:tr>
-        <w:tc>
-          <w:tcPr>
-            <w:tcW w:type="dxa" w:w="3024"/>
-          </w:tcPr>
-          <w:p>
-            <w:r>
-              <w:rPr>
-                <w:rFonts w:ascii="Times New Roman" w:hAnsi="Times New Roman"/>
-                <w:sz w:val="20"/>
-              </w:rPr>
-              <w:t>§ 13c UStG Vorhaftung des Käufers</w:t>
-            </w:r>
-          </w:p>
-        </w:tc>
-        <w:tc>
-          <w:tcPr>
-            <w:tcW w:type="dxa" w:w="3024"/>
-          </w:tcPr>
-          <w:p>
-            <w:r>
-              <w:rPr>
-                <w:rFonts w:ascii="Times New Roman" w:hAnsi="Times New Roman"/>
-                <w:sz w:val="20"/>
-              </w:rPr>
-              <w:t>nicht einschlägig (Asset Deal, nicht Anteilskauf)</w:t>
-            </w:r>
-          </w:p>
-        </w:tc>
-        <w:tc>
-          <w:tcPr>
-            <w:tcW w:type="dxa" w:w="3024"/>
-          </w:tcPr>
-          <w:p>
-            <w:r>
-              <w:rPr>
-                <w:rFonts w:ascii="Times New Roman" w:hAnsi="Times New Roman"/>
-                <w:sz w:val="20"/>
-              </w:rPr>
-              <w:t>n. a.</w:t>
-            </w:r>
-          </w:p>
-        </w:tc>
-      </w:tr>
-    </w:tbl>
-    <w:p>
-      <w:pPr>
-        <w:pStyle w:val="Heading2"/>
-      </w:pPr>
-      <w:r>
-        <w:rPr>
-          <w:rFonts w:ascii="Times New Roman" w:hAnsi="Times New Roman"/>
-        </w:rPr>
-        <w:t>F. Vorzeitige Tabellenpflicht / Massekostenkonto</w:t>
-      </w:r>
-    </w:p>
-    <w:tbl>
-      <w:tblPr>
-        <w:tblStyle w:val="TableGrid"/>
-        <w:tblW w:type="auto" w:w="0"/>
-        <w:tblLook w:firstColumn="1" w:firstRow="1" w:lastColumn="0" w:lastRow="0" w:noHBand="0" w:noVBand="1" w:val="04A0"/>
-      </w:tblPr>
-      <w:tblGrid>
-        <w:gridCol w:w="4536"/>
-        <w:gridCol w:w="4536"/>
-      </w:tblGrid>
-      <w:tr>
-        <w:tc>
-          <w:tcPr>
-            <w:tcW w:type="dxa" w:w="4536"/>
-          </w:tcPr>
-          <w:p>
-            <w:r>
-              <w:rPr>
-                <w:rFonts w:ascii="Times New Roman" w:hAnsi="Times New Roman"/>
-                <w:b/>
-                <w:sz w:val="20"/>
-              </w:rPr>
-              <w:t>Punkt</w:t>
-            </w:r>
-          </w:p>
-        </w:tc>
-        <w:tc>
-          <w:tcPr>
-            <w:tcW w:type="dxa" w:w="4536"/>
-          </w:tcPr>
-          <w:p>
-            <w:r>
-              <w:rPr>
-                <w:rFonts w:ascii="Times New Roman" w:hAnsi="Times New Roman"/>
-                <w:b/>
-                <w:sz w:val="20"/>
-              </w:rPr>
-              <w:t>Stand 04.07.2026</w:t>
-            </w:r>
-          </w:p>
-        </w:tc>
-      </w:tr>
-      <w:tr>
-        <w:tc>
-          <w:tcPr>
-            <w:tcW w:type="dxa" w:w="4536"/>
-          </w:tcPr>
-          <w:p>
-            <w:r>
-              <w:rPr>
-                <w:rFonts w:ascii="Times New Roman" w:hAnsi="Times New Roman"/>
-                <w:sz w:val="20"/>
-              </w:rPr>
-              <w:t>Asset-Deal-Erlös</w:t>
-            </w:r>
-          </w:p>
-        </w:tc>
-        <w:tc>
-          <w:tcPr>
-            <w:tcW w:type="dxa" w:w="4536"/>
-          </w:tcPr>
-          <w:p>
-            <w:r>
-              <w:rPr>
-                <w:rFonts w:ascii="Times New Roman" w:hAnsi="Times New Roman"/>
-                <w:sz w:val="20"/>
-              </w:rPr>
-              <w:t>400.000,00 EUR auf Treuhandkonto Verwalter</w:t>
-            </w:r>
-          </w:p>
-        </w:tc>
-      </w:tr>
-      <w:tr>
-        <w:tc>
-          <w:tcPr>
-            <w:tcW w:type="dxa" w:w="4536"/>
-          </w:tcPr>
-          <w:p>
-            <w:r>
-              <w:rPr>
-                <w:rFonts w:ascii="Times New Roman" w:hAnsi="Times New Roman"/>
-                <w:sz w:val="20"/>
-              </w:rPr>
-              <w:t>Massekosten 04/2026-06/2026</w:t>
-            </w:r>
-          </w:p>
-        </w:tc>
-        <w:tc>
-          <w:tcPr>
-            <w:tcW w:type="dxa" w:w="4536"/>
-          </w:tcPr>
-          <w:p>
-            <w:r>
-              <w:rPr>
-                <w:rFonts w:ascii="Times New Roman" w:hAnsi="Times New Roman"/>
-                <w:sz w:val="20"/>
-              </w:rPr>
-              <w:t>ca. 92.000 EUR (Verwaltervergütung Vorschuss, Gerichtskosten, externe Sachverständige)</w:t>
-            </w:r>
-          </w:p>
-        </w:tc>
-      </w:tr>
-      <w:tr>
-        <w:tc>
-          <w:tcPr>
-            <w:tcW w:type="dxa" w:w="4536"/>
-          </w:tcPr>
-          <w:p>
-            <w:r>
-              <w:rPr>
-                <w:rFonts w:ascii="Times New Roman" w:hAnsi="Times New Roman"/>
-                <w:sz w:val="20"/>
-              </w:rPr>
-              <w:t>Verbleibend für Insolvenztabelle</w:t>
-            </w:r>
-          </w:p>
-        </w:tc>
-        <w:tc>
-          <w:tcPr>
-            <w:tcW w:type="dxa" w:w="4536"/>
-          </w:tcPr>
-          <w:p>
-            <w:r>
-              <w:rPr>
-                <w:rFonts w:ascii="Times New Roman" w:hAnsi="Times New Roman"/>
-                <w:sz w:val="20"/>
-              </w:rPr>
-              <w:t>ca. 308.000 EUR (provisorisch; finale Bewertung im Schlussbericht)</w:t>
-            </w:r>
-          </w:p>
-        </w:tc>
-      </w:tr>
-      <w:tr>
-        <w:tc>
-          <w:tcPr>
-            <w:tcW w:type="dxa" w:w="4536"/>
-          </w:tcPr>
-          <w:p>
-            <w:r>
-              <w:rPr>
-                <w:rFonts w:ascii="Times New Roman" w:hAnsi="Times New Roman"/>
-                <w:sz w:val="20"/>
-              </w:rPr>
-              <w:t>Anmeldungen Insolvenztabelle (Stand 02.07.2026)</w:t>
-            </w:r>
-          </w:p>
-        </w:tc>
-        <w:tc>
-          <w:tcPr>
-            <w:tcW w:type="dxa" w:w="4536"/>
-          </w:tcPr>
-          <w:p>
-            <w:r>
-              <w:rPr>
-                <w:rFonts w:ascii="Times New Roman" w:hAnsi="Times New Roman"/>
-                <w:sz w:val="20"/>
-              </w:rPr>
-              <w:t>38 Anmeldungen, Summe ca. 1.95 Mio. EUR; quotale Verteilung erwartet ca. 12-15 %</w:t>
-            </w:r>
-          </w:p>
-        </w:tc>
-      </w:tr>
-    </w:tbl>
-    <w:p>
-      <w:pPr>
-        <w:pStyle w:val="Heading2"/>
-      </w:pPr>
-      <w:r>
-        <w:rPr>
-          <w:rFonts w:ascii="Times New Roman" w:hAnsi="Times New Roman"/>
-        </w:rPr>
-        <w:t>G. Folgepflichten Käufer (nicht Verwalter)</w:t>
-      </w:r>
-    </w:p>
-    <w:tbl>
-      <w:tblPr>
-        <w:tblStyle w:val="TableGrid"/>
-        <w:tblW w:type="auto" w:w="0"/>
-        <w:tblLook w:firstColumn="1" w:firstRow="1" w:lastColumn="0" w:lastRow="0" w:noHBand="0" w:noVBand="1" w:val="04A0"/>
-      </w:tblPr>
-      <w:tblGrid>
-        <w:gridCol w:w="3024"/>
-        <w:gridCol w:w="3024"/>
-        <w:gridCol w:w="3024"/>
-      </w:tblGrid>
-      <w:tr>
-        <w:tc>
-          <w:tcPr>
-            <w:tcW w:type="dxa" w:w="3024"/>
-          </w:tcPr>
-          <w:p>
-            <w:r>
-              <w:rPr>
-                <w:rFonts w:ascii="Times New Roman" w:hAnsi="Times New Roman"/>
-                <w:b/>
-                <w:sz w:val="20"/>
-              </w:rPr>
-              <w:t>Pflicht</w:t>
-            </w:r>
-          </w:p>
-        </w:tc>
-        <w:tc>
-          <w:tcPr>
-            <w:tcW w:type="dxa" w:w="3024"/>
-          </w:tcPr>
-          <w:p>
-            <w:r>
-              <w:rPr>
-                <w:rFonts w:ascii="Times New Roman" w:hAnsi="Times New Roman"/>
-                <w:b/>
-                <w:sz w:val="20"/>
-              </w:rPr>
-              <w:t>Voracis-Verantwortlicher</w:t>
-            </w:r>
-          </w:p>
-        </w:tc>
-        <w:tc>
-          <w:tcPr>
-            <w:tcW w:type="dxa" w:w="3024"/>
-          </w:tcPr>
-          <w:p>
-            <w:r>
-              <w:rPr>
-                <w:rFonts w:ascii="Times New Roman" w:hAnsi="Times New Roman"/>
-                <w:b/>
-                <w:sz w:val="20"/>
-              </w:rPr>
-              <w:t>Frist</w:t>
-            </w:r>
-          </w:p>
-        </w:tc>
-      </w:tr>
-      <w:tr>
-        <w:tc>
-          <w:tcPr>
-            <w:tcW w:type="dxa" w:w="3024"/>
-          </w:tcPr>
-          <w:p>
-            <w:r>
-              <w:rPr>
-                <w:rFonts w:ascii="Times New Roman" w:hAnsi="Times New Roman"/>
-                <w:sz w:val="20"/>
-              </w:rPr>
-              <w:t>ELStAM AN-Anmeldungen</w:t>
-            </w:r>
-          </w:p>
-        </w:tc>
-        <w:tc>
-          <w:tcPr>
-            <w:tcW w:type="dxa" w:w="3024"/>
-          </w:tcPr>
-          <w:p>
-            <w:r>
-              <w:rPr>
-                <w:rFonts w:ascii="Times New Roman" w:hAnsi="Times New Roman"/>
-                <w:sz w:val="20"/>
-              </w:rPr>
-              <w:t>Voracis HR (Dr. Hennings)</w:t>
-            </w:r>
-          </w:p>
-        </w:tc>
-        <w:tc>
-          <w:tcPr>
-            <w:tcW w:type="dxa" w:w="3024"/>
-          </w:tcPr>
-          <w:p>
-            <w:r>
-              <w:rPr>
-                <w:rFonts w:ascii="Times New Roman" w:hAnsi="Times New Roman"/>
-                <w:sz w:val="20"/>
-              </w:rPr>
-              <w:t>25.07.2026</w:t>
-            </w:r>
-          </w:p>
-        </w:tc>
-      </w:tr>
-      <w:tr>
-        <w:tc>
-          <w:tcPr>
-            <w:tcW w:type="dxa" w:w="3024"/>
-          </w:tcPr>
-          <w:p>
-            <w:r>
-              <w:rPr>
-                <w:rFonts w:ascii="Times New Roman" w:hAnsi="Times New Roman"/>
-                <w:sz w:val="20"/>
-              </w:rPr>
-              <w:t>Mitteilung an Kunden über Vertragsfortführung</w:t>
-            </w:r>
-          </w:p>
-        </w:tc>
-        <w:tc>
-          <w:tcPr>
-            <w:tcW w:type="dxa" w:w="3024"/>
-          </w:tcPr>
-          <w:p>
-            <w:r>
-              <w:rPr>
-                <w:rFonts w:ascii="Times New Roman" w:hAnsi="Times New Roman"/>
-                <w:sz w:val="20"/>
-              </w:rPr>
-              <w:t>Voracis Customer Success</w:t>
-            </w:r>
-          </w:p>
-        </w:tc>
-        <w:tc>
-          <w:tcPr>
-            <w:tcW w:type="dxa" w:w="3024"/>
-          </w:tcPr>
-          <w:p>
-            <w:r>
-              <w:rPr>
-                <w:rFonts w:ascii="Times New Roman" w:hAnsi="Times New Roman"/>
-                <w:sz w:val="20"/>
-              </w:rPr>
-              <w:t>bis 18.07.2026</w:t>
-            </w:r>
-          </w:p>
-        </w:tc>
-      </w:tr>
-      <w:tr>
-        <w:tc>
-          <w:tcPr>
-            <w:tcW w:type="dxa" w:w="3024"/>
-          </w:tcPr>
-          <w:p>
-            <w:r>
-              <w:rPr>
-                <w:rFonts w:ascii="Times New Roman" w:hAnsi="Times New Roman"/>
-                <w:sz w:val="20"/>
-              </w:rPr>
-              <w:t>Domain-Whois-Anpassung</w:t>
-            </w:r>
-          </w:p>
-        </w:tc>
-        <w:tc>
-          <w:tcPr>
-            <w:tcW w:type="dxa" w:w="3024"/>
-          </w:tcPr>
-          <w:p>
-            <w:r>
-              <w:rPr>
-                <w:rFonts w:ascii="Times New Roman" w:hAnsi="Times New Roman"/>
-                <w:sz w:val="20"/>
-              </w:rPr>
-              <w:t>Voracis IT</w:t>
-            </w:r>
-          </w:p>
-        </w:tc>
-        <w:tc>
-          <w:tcPr>
-            <w:tcW w:type="dxa" w:w="3024"/>
-          </w:tcPr>
-          <w:p>
-            <w:r>
-              <w:rPr>
-                <w:rFonts w:ascii="Times New Roman" w:hAnsi="Times New Roman"/>
-                <w:sz w:val="20"/>
-              </w:rPr>
-              <w:t>bis 15.07.2026</w:t>
-            </w:r>
-          </w:p>
-        </w:tc>
-      </w:tr>
-      <w:tr>
-        <w:tc>
-          <w:tcPr>
-            <w:tcW w:type="dxa" w:w="3024"/>
-          </w:tcPr>
-          <w:p>
-            <w:r>
-              <w:rPr>
-                <w:rFonts w:ascii="Times New Roman" w:hAnsi="Times New Roman"/>
-                <w:sz w:val="20"/>
-              </w:rPr>
-              <w:t>Beneficial-Ownership-Register-Aktualisierung Voracis (neue Beteiligungen via Genmar)</w:t>
-            </w:r>
-          </w:p>
-        </w:tc>
-        <w:tc>
-          <w:tcPr>
-            <w:tcW w:type="dxa" w:w="3024"/>
-          </w:tcPr>
-          <w:p>
-            <w:r>
-              <w:rPr>
-                <w:rFonts w:ascii="Times New Roman" w:hAnsi="Times New Roman"/>
-                <w:sz w:val="20"/>
-              </w:rPr>
-              <w:t>Voracis Compliance</w:t>
-            </w:r>
-          </w:p>
-        </w:tc>
-        <w:tc>
-          <w:tcPr>
-            <w:tcW w:type="dxa" w:w="3024"/>
-          </w:tcPr>
-          <w:p>
-            <w:r>
-              <w:rPr>
-                <w:rFonts w:ascii="Times New Roman" w:hAnsi="Times New Roman"/>
-                <w:sz w:val="20"/>
-              </w:rPr>
-              <w:t>bereits erfolgt 12.05.2026</w:t>
-            </w:r>
-          </w:p>
-        </w:tc>
-      </w:tr>
-    </w:tbl>
-    <w:p>
-      <w:pPr>
-        <w:jc w:val="left"/>
-      </w:pPr>
-      <w:r>
-        <w:t>Berlin, 04.07.2026</w:t>
+        <w:t>Wiedervorlagen</w:t>
       </w:r>
     </w:p>
     <w:p>
-      <w:pPr>
-        <w:jc w:val="left"/>
-      </w:pPr>
       <w:r>
-        <w:t>RA Mathis Reuter</w:t>
+        <w:t>Frist 08. Juli 2026: Bestätigung Kundenschreiben. Frist 15. Juli 2026: DPMA-Antrag. Frist 31. Juli 2026: Abschlussbericht zu gelöschten Alt-Daten und geschlossenen Systemzugängen.</w:t>
       </w:r>
     </w:p>
     <w:sectPr>
-      <w:pgSz w:w="11906" w:h="16838"/>
-      <w:pgMar w:top="1417" w:right="1417" w:bottom="1417" w:left="1417" w:header="720" w:footer="720" w:gutter="0"/>
+      <w:footerReference w:type="default" r:id="rId9"/>
+      <w:pgSz w:w="12240" w:h="15840"/>
+      <w:pgMar w:top="1134" w:right="1247" w:bottom="1020" w:left="1247" w:header="720" w:footer="720" w:gutter="0"/>
       <w:cols w:space="720"/>
       <w:docGrid w:linePitch="360"/>
     </w:sectPr>
   </w:body>
 </w:document>
+</file>
+
+<file path=word/footer1.xml><?xml version="1.0" encoding="utf-8"?>
+<w:ftr xmlns:m="http://schemas.openxmlformats.org/officeDocument/2006/math" xmlns:mc="http://schemas.openxmlformats.org/markup-compatibility/2006" xmlns:mo="http://schemas.microsoft.com/office/mac/office/2008/main" xmlns:mv="urn:schemas-microsoft-com:mac:vml" xmlns:o="urn:schemas-microsoft-com:office:office" xmlns:r="http://schemas.openxmlformats.org/officeDocument/2006/relationships" xmlns:v="urn:schemas-microsoft-com:vml" xmlns:w10="urn:schemas-microsoft-com:office:word" xmlns:w14="http://schemas.microsoft.com/office/word/2010/wordml" xmlns:w="http://schemas.openxmlformats.org/wordprocessingml/2006/main" xmlns:wne="http://schemas.microsoft.com/office/word/2006/wordml" xmlns:wp14="http://schemas.microsoft.com/office/word/2010/wordprocessingDrawing" xmlns:wp="http://schemas.openxmlformats.org/drawingml/2006/wordprocessingDrawing" xmlns:wpc="http://schemas.microsoft.com/office/word/2010/wordprocessingCanvas" xmlns:wpg="http://schemas.microsoft.com/office/word/2010/wordprocessingGroup" xmlns:wpi="http://schemas.microsoft.com/office/word/2010/wordprocessingInk" xmlns:wps="http://schemas.microsoft.com/office/word/2010/wordprocessingShape" mc:Ignorable="w14 wp14">
+  <w:p>
+    <w:pPr>
+      <w:pStyle w:val="Footer"/>
+      <w:jc w:val="center"/>
+    </w:pPr>
+    <w:r>
+      <w:rPr>
+        <w:rFonts w:ascii="Arial" w:hAnsi="Arial"/>
+        <w:color w:val="646464"/>
+        <w:sz w:val="16"/>
+      </w:rPr>
+      <w:t>Post-Closing-Kontrolle ChainCortex</w:t>
+    </w:r>
+  </w:p>
+</w:ftr>
 </file>
 
 <file path=word/numbering.xml><?xml version="1.0" encoding="utf-8"?>
@@ -1995,9 +496,12 @@
     <w:name w:val="Normal"/>
     <w:qFormat/>
     <w:rsid w:val="00FC693F"/>
+    <w:pPr>
+      <w:spacing w:after="100" w:line="259" w:lineRule="auto"/>
+    </w:pPr>
     <w:rPr>
-      <w:rFonts w:ascii="Times New Roman" w:hAnsi="Times New Roman"/>
-      <w:sz w:val="22"/>
+      <w:rFonts w:ascii="Arial" w:hAnsi="Arial" w:eastAsia="Arial"/>
+      <w:sz w:val="21"/>
     </w:rPr>
   </w:style>
   <w:style w:type="paragraph" w:styleId="Header">
@@ -2059,10 +563,11 @@
       <w:outlineLvl w:val="0"/>
     </w:pPr>
     <w:rPr>
-      <w:rFonts w:asciiTheme="majorHAnsi" w:eastAsiaTheme="majorEastAsia" w:hAnsiTheme="majorHAnsi" w:cstheme="majorBidi" w:ascii="Times New Roman" w:hAnsi="Times New Roman"/>
+      <w:rFonts w:asciiTheme="majorHAnsi" w:eastAsiaTheme="majorEastAsia" w:hAnsiTheme="majorHAnsi" w:cstheme="majorBidi" w:ascii="Arial" w:hAnsi="Arial" w:eastAsia="Arial"/>
       <w:b/>
       <w:bCs/>
-      <w:sz w:val="28"/>
+      <w:color w:val="1F3C54"/>
+      <w:sz w:val="30"/>
       <w:szCs w:val="28"/>
     </w:rPr>
   </w:style>
@@ -2082,9 +587,10 @@
       <w:outlineLvl w:val="1"/>
     </w:pPr>
     <w:rPr>
-      <w:rFonts w:asciiTheme="majorHAnsi" w:eastAsiaTheme="majorEastAsia" w:hAnsiTheme="majorHAnsi" w:cstheme="majorBidi" w:ascii="Times New Roman" w:hAnsi="Times New Roman"/>
+      <w:rFonts w:asciiTheme="majorHAnsi" w:eastAsiaTheme="majorEastAsia" w:hAnsiTheme="majorHAnsi" w:cstheme="majorBidi" w:ascii="Arial" w:hAnsi="Arial" w:eastAsia="Arial"/>
       <w:b/>
       <w:bCs/>
+      <w:color w:val="1F3C54"/>
       <w:sz w:val="24"/>
       <w:szCs w:val="26"/>
     </w:rPr>
@@ -2105,10 +611,10 @@
       <w:outlineLvl w:val="2"/>
     </w:pPr>
     <w:rPr>
-      <w:rFonts w:asciiTheme="majorHAnsi" w:eastAsiaTheme="majorEastAsia" w:hAnsiTheme="majorHAnsi" w:cstheme="majorBidi" w:ascii="Times New Roman" w:hAnsi="Times New Roman"/>
+      <w:rFonts w:asciiTheme="majorHAnsi" w:eastAsiaTheme="majorEastAsia" w:hAnsiTheme="majorHAnsi" w:cstheme="majorBidi"/>
       <w:b/>
       <w:bCs/>
-      <w:sz w:val="22"/>
+      <w:color w:val="4F81BD" w:themeColor="accent1"/>
     </w:rPr>
   </w:style>
   <w:style w:type="paragraph" w:styleId="Heading4">

--- a/testakten/insolvenz-asset-deal-chaincortex-ai-berlin/11_post-closing-anzeigen.docx
+++ b/testakten/insolvenz-asset-deal-chaincortex-ai-berlin/11_post-closing-anzeigen.docx
@@ -3,42 +3,69 @@
 <w:document xmlns:wpc="http://schemas.microsoft.com/office/word/2010/wordprocessingCanvas" xmlns:mo="http://schemas.microsoft.com/office/mac/office/2008/main" xmlns:mc="http://schemas.openxmlformats.org/markup-compatibility/2006" xmlns:mv="urn:schemas-microsoft-com:mac:vml" xmlns:o="urn:schemas-microsoft-com:office:office" xmlns:r="http://schemas.openxmlformats.org/officeDocument/2006/relationships" xmlns:m="http://schemas.openxmlformats.org/officeDocument/2006/math" xmlns:v="urn:schemas-microsoft-com:vml" xmlns:wp14="http://schemas.microsoft.com/office/word/2010/wordprocessingDrawing" xmlns:wp="http://schemas.openxmlformats.org/drawingml/2006/wordprocessingDrawing" xmlns:w10="urn:schemas-microsoft-com:office:word" xmlns:w="http://schemas.openxmlformats.org/wordprocessingml/2006/main" xmlns:w14="http://schemas.microsoft.com/office/word/2010/wordml" xmlns:wpg="http://schemas.microsoft.com/office/word/2010/wordprocessingGroup" xmlns:wpi="http://schemas.microsoft.com/office/word/2010/wordprocessingInk" xmlns:wne="http://schemas.microsoft.com/office/word/2006/wordml" xmlns:wps="http://schemas.microsoft.com/office/word/2010/wordprocessingShape" mc:Ignorable="w14 wp14">
   <w:body>
     <w:p>
+      <w:pPr>
+        <w:spacing w:after="160" w:line="259" w:lineRule="auto"/>
+      </w:pPr>
       <w:r>
         <w:rPr>
+          <w:rFonts w:ascii="Times New Roman" w:hAnsi="Times New Roman"/>
           <w:b/>
           <w:color w:val="1F3C54"/>
-          <w:sz w:val="25"/>
+          <w:sz w:val="28"/>
         </w:rPr>
         <w:t>Vorberg + Steinhausen Rechtsanwälte mbB</w:t>
       </w:r>
     </w:p>
     <w:p>
       <w:pPr>
-        <w:spacing w:after="160"/>
+        <w:spacing w:after="60" w:before="120" w:line="259" w:lineRule="auto"/>
       </w:pPr>
       <w:r>
+        <w:rPr>
+          <w:rFonts w:ascii="Times New Roman" w:hAnsi="Times New Roman"/>
+          <w:b/>
+          <w:sz w:val="22"/>
+        </w:rPr>
         <w:t>Kurfürstendamm 213, 10719 Berlin · Insolvenzverwaltung</w:t>
       </w:r>
     </w:p>
     <w:p>
+      <w:pPr>
+        <w:spacing w:before="120" w:after="60" w:line="259" w:lineRule="auto"/>
+      </w:pPr>
       <w:r>
         <w:rPr>
+          <w:rFonts w:ascii="Times New Roman" w:hAnsi="Times New Roman"/>
+          <w:b/>
           <w:color w:val="555555"/>
-          <w:sz w:val="18"/>
+          <w:sz w:val="22"/>
         </w:rPr>
         <w:t>AG Charlottenburg 36 IN 1342/26 · Nachlaufkontrolle · Stand: 04. Juli 2026</w:t>
       </w:r>
     </w:p>
-    <w:p/>
+    <w:p>
+      <w:pPr>
+        <w:spacing w:line="259" w:lineRule="auto" w:after="60"/>
+      </w:pPr>
+    </w:p>
     <w:p>
       <w:pPr>
         <w:pStyle w:val="Heading1"/>
+        <w:spacing w:before="120" w:after="60" w:line="259" w:lineRule="auto"/>
       </w:pPr>
       <w:r>
+        <w:rPr>
+          <w:rFonts w:ascii="Times New Roman" w:hAnsi="Times New Roman"/>
+          <w:b/>
+          <w:sz w:val="22"/>
+        </w:rPr>
         <w:t>Post-Closing-Anzeigen und Folgepflichten</w:t>
       </w:r>
     </w:p>
     <w:p>
+      <w:pPr>
+        <w:spacing w:line="259" w:lineRule="auto" w:after="60"/>
+      </w:pPr>
       <w:r>
         <w:rPr>
           <w:b/>
@@ -47,6 +74,9 @@
       </w:r>
     </w:p>
     <w:p>
+      <w:pPr>
+        <w:spacing w:line="259" w:lineRule="auto" w:after="60"/>
+      </w:pPr>
       <w:r>
         <w:t>Dieses Aktenstück dokumentiert, welche Anzeigen und Folgehandlungen nach Closing noch zu erledigen sind und wer sie verantwortet.</w:t>
       </w:r>
@@ -54,12 +84,21 @@
     <w:p>
       <w:pPr>
         <w:pStyle w:val="Heading2"/>
+        <w:spacing w:before="120" w:after="60" w:line="259" w:lineRule="auto"/>
       </w:pPr>
       <w:r>
+        <w:rPr>
+          <w:rFonts w:ascii="Times New Roman" w:hAnsi="Times New Roman"/>
+          <w:b/>
+          <w:sz w:val="22"/>
+        </w:rPr>
         <w:t>Register und Schutzrechte</w:t>
       </w:r>
     </w:p>
     <w:p>
+      <w:pPr>
+        <w:spacing w:line="259" w:lineRule="auto" w:after="60"/>
+      </w:pPr>
       <w:r>
         <w:t>Die Erwerberseite bereitet die Markenumschreibung beim Deutschen Patent- und Markenamt vor. Die Insolvenzverwaltung liefert Vollmacht, Kaufvertragsauszug und Nachweis der Verfügungsbefugnis. Die Handelsregisterakte der Schuldnerin wird nicht durch den Asset Deal geändert.</w:t>
       </w:r>
@@ -67,12 +106,16 @@
     <w:p>
       <w:pPr>
         <w:pStyle w:val="Heading2"/>
+        <w:spacing w:line="259" w:lineRule="auto" w:after="60"/>
       </w:pPr>
       <w:r>
         <w:t>Datenschutz und Kundenkommunikation</w:t>
       </w:r>
     </w:p>
     <w:p>
+      <w:pPr>
+        <w:spacing w:line="259" w:lineRule="auto" w:after="60"/>
+      </w:pPr>
       <w:r>
         <w:t>Aktive Kunden erhalten ein abgestimmtes Informationsschreiben zur Vertrags- und Datenüberleitung. Privatkunden-Testaccounts werden nicht übertragen, sondern nach Löschprotokoll bereinigt. Für Supportanfragen bleibt bis 31. Juli 2026 ein gemeinsames Postfach geöffnet.</w:t>
       </w:r>
@@ -80,12 +123,16 @@
     <w:p>
       <w:pPr>
         <w:pStyle w:val="Heading2"/>
+        <w:spacing w:line="259" w:lineRule="auto" w:after="60"/>
       </w:pPr>
       <w:r>
         <w:t>Arbeitnehmer und Betriebsmittel</w:t>
       </w:r>
     </w:p>
     <w:p>
+      <w:pPr>
+        <w:spacing w:line="259" w:lineRule="auto" w:after="60"/>
+      </w:pPr>
       <w:r>
         <w:t>Die zehn übergehenden Arbeitsverhältnisse werden mit Eintrittsdatum 01. Juli 2026 an Voracis gemeldet. Zwei nicht übernommene Arbeitnehmer bleiben in der Insolvenzmasse; hierzu sind Insolvenzgeld, Kündigungsfristen und etwaige Freistellung gesondert zu bearbeiten.</w:t>
       </w:r>
@@ -93,20 +140,25 @@
     <w:p>
       <w:pPr>
         <w:pStyle w:val="Heading2"/>
+        <w:spacing w:line="259" w:lineRule="auto" w:after="60"/>
       </w:pPr>
       <w:r>
         <w:t>Wiedervorlagen</w:t>
       </w:r>
     </w:p>
     <w:p>
+      <w:pPr>
+        <w:spacing w:line="259" w:lineRule="auto" w:after="60"/>
+      </w:pPr>
       <w:r>
         <w:t>Frist 08. Juli 2026: Bestätigung Kundenschreiben. Frist 15. Juli 2026: DPMA-Antrag. Frist 31. Juli 2026: Abschlussbericht zu gelöschten Alt-Daten und geschlossenen Systemzugängen.</w:t>
       </w:r>
     </w:p>
     <w:sectPr>
       <w:footerReference w:type="default" r:id="rId9"/>
+      <w:headerReference w:type="default" r:id="rId10"/>
       <w:pgSz w:w="12240" w:h="15840"/>
-      <w:pgMar w:top="1134" w:right="1247" w:bottom="1020" w:left="1247" w:header="720" w:footer="720" w:gutter="0"/>
+      <w:pgMar w:top="1191" w:right="1247" w:bottom="1134" w:left="1361" w:header="720" w:footer="720" w:gutter="0"/>
       <w:cols w:space="720"/>
       <w:docGrid w:linePitch="360"/>
     </w:sectPr>
@@ -131,6 +183,28 @@
     </w:r>
   </w:p>
 </w:ftr>
+</file>
+
+<file path=word/header1.xml><?xml version="1.0" encoding="utf-8"?>
+<w:hdr xmlns:m="http://schemas.openxmlformats.org/officeDocument/2006/math" xmlns:mc="http://schemas.openxmlformats.org/markup-compatibility/2006" xmlns:mo="http://schemas.microsoft.com/office/mac/office/2008/main" xmlns:mv="urn:schemas-microsoft-com:mac:vml" xmlns:o="urn:schemas-microsoft-com:office:office" xmlns:r="http://schemas.openxmlformats.org/officeDocument/2006/relationships" xmlns:v="urn:schemas-microsoft-com:vml" xmlns:w10="urn:schemas-microsoft-com:office:word" xmlns:w14="http://schemas.microsoft.com/office/word/2010/wordml" xmlns:w="http://schemas.openxmlformats.org/wordprocessingml/2006/main" xmlns:wne="http://schemas.microsoft.com/office/word/2006/wordml" xmlns:wp14="http://schemas.microsoft.com/office/word/2010/wordprocessingDrawing" xmlns:wp="http://schemas.openxmlformats.org/drawingml/2006/wordprocessingDrawing" xmlns:wpc="http://schemas.microsoft.com/office/word/2010/wordprocessingCanvas" xmlns:wpg="http://schemas.microsoft.com/office/word/2010/wordprocessingGroup" xmlns:wpi="http://schemas.microsoft.com/office/word/2010/wordprocessingInk" xmlns:wps="http://schemas.microsoft.com/office/word/2010/wordprocessingShape" mc:Ignorable="w14 wp14">
+  <w:p>
+    <w:pPr>
+      <w:pStyle w:val="Header"/>
+      <w:jc w:val="left"/>
+    </w:pPr>
+    <w:r/>
+    <w:r>
+      <w:rPr>
+        <w:rFonts w:ascii="Times New Roman" w:hAnsi="Times New Roman"/>
+        <w:b w:val="0"/>
+        <w:i w:val="0"/>
+        <w:color w:val="666666"/>
+        <w:sz w:val="17"/>
+      </w:rPr>
+      <w:t>Lindenhof und Partner mbB | Insolvenz- und Restrukturierungsakte | Bearbeitungsstand Juli 2026</w:t>
+    </w:r>
+  </w:p>
+</w:hdr>
 </file>
 
 <file path=word/numbering.xml><?xml version="1.0" encoding="utf-8"?>
@@ -500,8 +574,8 @@
       <w:spacing w:after="100" w:line="259" w:lineRule="auto"/>
     </w:pPr>
     <w:rPr>
-      <w:rFonts w:ascii="Arial" w:hAnsi="Arial" w:eastAsia="Arial"/>
-      <w:sz w:val="21"/>
+      <w:rFonts w:ascii="Times New Roman" w:hAnsi="Times New Roman" w:eastAsia="Arial"/>
+      <w:sz w:val="22"/>
     </w:rPr>
   </w:style>
   <w:style w:type="paragraph" w:styleId="Header">
@@ -563,11 +637,11 @@
       <w:outlineLvl w:val="0"/>
     </w:pPr>
     <w:rPr>
-      <w:rFonts w:asciiTheme="majorHAnsi" w:eastAsiaTheme="majorEastAsia" w:hAnsiTheme="majorHAnsi" w:cstheme="majorBidi" w:ascii="Arial" w:hAnsi="Arial" w:eastAsia="Arial"/>
+      <w:rFonts w:asciiTheme="majorHAnsi" w:eastAsiaTheme="majorEastAsia" w:hAnsiTheme="majorHAnsi" w:cstheme="majorBidi" w:ascii="Times New Roman" w:hAnsi="Times New Roman" w:eastAsia="Arial"/>
       <w:b/>
       <w:bCs/>
       <w:color w:val="1F3C54"/>
-      <w:sz w:val="30"/>
+      <w:sz w:val="28"/>
       <w:szCs w:val="28"/>
     </w:rPr>
   </w:style>
@@ -587,7 +661,7 @@
       <w:outlineLvl w:val="1"/>
     </w:pPr>
     <w:rPr>
-      <w:rFonts w:asciiTheme="majorHAnsi" w:eastAsiaTheme="majorEastAsia" w:hAnsiTheme="majorHAnsi" w:cstheme="majorBidi" w:ascii="Arial" w:hAnsi="Arial" w:eastAsia="Arial"/>
+      <w:rFonts w:asciiTheme="majorHAnsi" w:eastAsiaTheme="majorEastAsia" w:hAnsiTheme="majorHAnsi" w:cstheme="majorBidi" w:ascii="Times New Roman" w:hAnsi="Times New Roman" w:eastAsia="Arial"/>
       <w:b/>
       <w:bCs/>
       <w:color w:val="1F3C54"/>
@@ -852,11 +926,12 @@
       <w:contextualSpacing/>
     </w:pPr>
     <w:rPr>
-      <w:rFonts w:asciiTheme="majorHAnsi" w:eastAsiaTheme="majorEastAsia" w:hAnsiTheme="majorHAnsi" w:cstheme="majorBidi"/>
+      <w:rFonts w:asciiTheme="majorHAnsi" w:eastAsiaTheme="majorEastAsia" w:hAnsiTheme="majorHAnsi" w:cstheme="majorBidi" w:ascii="Times New Roman" w:hAnsi="Times New Roman"/>
+      <w:b/>
       <w:color w:val="17365D" w:themeColor="text2" w:themeShade="BF"/>
       <w:spacing w:val="5"/>
       <w:kern w:val="28"/>
-      <w:sz w:val="52"/>
+      <w:sz w:val="30"/>
       <w:szCs w:val="52"/>
     </w:rPr>
   </w:style>
